--- a/러시아 인권변호사/6부/6부_8화_코발추크의_배후.docx
+++ b/러시아 인권변호사/6부/6부_8화_코발추크의_배후.docx
@@ -313,6 +313,75 @@
     </w:p>
     <w:p>
       <w:pPr>
+        <w:spacing w:before="0" w:after="110" w:line="300" w:lineRule="auto"/>
+      </w:pPr>
+      <w:r>
+        <w:rPr>
+          <w:rFonts w:ascii="Times New Roman" w:hAnsi="Times New Roman" w:eastAsia="Malgun Gothic"/>
+          <w:b/>
+          <w:i w:val="0"/>
+          <w:sz w:val="22"/>
+        </w:rPr>
+        <w:t xml:space="preserve">Кирилл: </w:t>
+      </w:r>
+      <w:r>
+        <w:rPr>
+          <w:rFonts w:ascii="Times New Roman" w:hAnsi="Times New Roman" w:eastAsia="Malgun Gothic"/>
+          <w:b w:val="0"/>
+          <w:i w:val="0"/>
+          <w:sz w:val="22"/>
+        </w:rPr>
+        <w:t>И Ирине Олеговне — в части, которая касается безопасности Алексея Николаевича. Остальное он узнает вместе со всеми.</w:t>
+      </w:r>
+    </w:p>
+    <w:p>
+      <w:pPr>
+        <w:spacing w:before="0" w:after="110" w:line="300" w:lineRule="auto"/>
+      </w:pPr>
+      <w:r>
+        <w:rPr>
+          <w:rFonts w:ascii="Times New Roman" w:hAnsi="Times New Roman" w:eastAsia="Malgun Gothic"/>
+          <w:b/>
+          <w:i w:val="0"/>
+          <w:sz w:val="22"/>
+        </w:rPr>
+        <w:t xml:space="preserve">Настя: </w:t>
+      </w:r>
+      <w:r>
+        <w:rPr>
+          <w:rFonts w:ascii="Times New Roman" w:hAnsi="Times New Roman" w:eastAsia="Malgun Gothic"/>
+          <w:b w:val="0"/>
+          <w:i w:val="0"/>
+          <w:sz w:val="22"/>
+        </w:rPr>
+        <w:t>Почему не напрямую?</w:t>
+      </w:r>
+    </w:p>
+    <w:p>
+      <w:pPr>
+        <w:spacing w:before="0" w:after="110" w:line="300" w:lineRule="auto"/>
+      </w:pPr>
+      <w:r>
+        <w:rPr>
+          <w:rFonts w:ascii="Times New Roman" w:hAnsi="Times New Roman" w:eastAsia="Malgun Gothic"/>
+          <w:b/>
+          <w:i w:val="0"/>
+          <w:sz w:val="22"/>
+        </w:rPr>
+        <w:t xml:space="preserve">Кирилл: </w:t>
+      </w:r>
+      <w:r>
+        <w:rPr>
+          <w:rFonts w:ascii="Times New Roman" w:hAnsi="Times New Roman" w:eastAsia="Malgun Gothic"/>
+          <w:b w:val="0"/>
+          <w:i w:val="0"/>
+          <w:sz w:val="22"/>
+        </w:rPr>
+        <w:t>Потому что служба не докладывает кандидату. Она докладывает следствию и публике. Даже если кандидат — президент.</w:t>
+      </w:r>
+    </w:p>
+    <w:p>
+      <w:pPr>
         <w:keepNext/>
         <w:spacing w:before="320" w:after="140"/>
       </w:pPr>
@@ -650,7 +719,7 @@
           <w:i w:val="0"/>
           <w:sz w:val="22"/>
         </w:rPr>
-        <w:t xml:space="preserve"> Знаю, что их вёл не я. Остальное — спросите у тех, кто до сих пор спит спокойно. Пушкин ведь не зря писал: «Да, жалок тот, в ком совесть нечиста». Я здесь, видите ли, сплю плохо.</w:t>
+        <w:t xml:space="preserve"> Знаю, что их вёл не я. Остальное — спросите у тех, кто до сих пор спит спокойно. Я здесь, видите ли, сплю плохо. «Да, жалок тот, в ком совесть нечиста» — в школе учил, а понял только тут.</w:t>
       </w:r>
     </w:p>
     <w:p>
@@ -697,6 +766,163 @@
           <w:sz w:val="22"/>
         </w:rPr>
         <w:t>А я ничего и не доказываю. Я вам намекаю.</w:t>
+      </w:r>
+    </w:p>
+    <w:p>
+      <w:pPr>
+        <w:spacing w:before="0" w:after="110" w:line="300" w:lineRule="auto"/>
+      </w:pPr>
+      <w:r>
+        <w:rPr>
+          <w:rFonts w:ascii="Times New Roman" w:hAnsi="Times New Roman" w:eastAsia="Malgun Gothic"/>
+          <w:b/>
+          <w:i w:val="0"/>
+          <w:sz w:val="22"/>
+        </w:rPr>
+        <w:t xml:space="preserve">Марченко: </w:t>
+      </w:r>
+      <w:r>
+        <w:rPr>
+          <w:rFonts w:ascii="Times New Roman" w:hAnsi="Times New Roman" w:eastAsia="Malgun Gothic"/>
+          <w:b w:val="0"/>
+          <w:i w:val="0"/>
+          <w:sz w:val="22"/>
+        </w:rPr>
+        <w:t>Намёки к делу не приложишь. Фамилии.</w:t>
+      </w:r>
+    </w:p>
+    <w:p>
+      <w:pPr>
+        <w:spacing w:before="0" w:after="110" w:line="300" w:lineRule="auto"/>
+      </w:pPr>
+      <w:r>
+        <w:rPr>
+          <w:rFonts w:ascii="Times New Roman" w:hAnsi="Times New Roman" w:eastAsia="Malgun Gothic"/>
+          <w:b/>
+          <w:i w:val="0"/>
+          <w:sz w:val="22"/>
+        </w:rPr>
+        <w:t xml:space="preserve">Захарченко: </w:t>
+      </w:r>
+      <w:r>
+        <w:rPr>
+          <w:rFonts w:ascii="Times New Roman" w:hAnsi="Times New Roman" w:eastAsia="Malgun Gothic"/>
+          <w:b w:val="0"/>
+          <w:i w:val="0"/>
+          <w:sz w:val="22"/>
+        </w:rPr>
+        <w:t>Фамилии, следователь, стоят дорого. А мне здесь сидеть ещё долго.</w:t>
+      </w:r>
+    </w:p>
+    <w:p>
+      <w:pPr>
+        <w:spacing w:before="0" w:after="110" w:line="300" w:lineRule="auto"/>
+      </w:pPr>
+      <w:r>
+        <w:rPr>
+          <w:rFonts w:ascii="Times New Roman" w:hAnsi="Times New Roman" w:eastAsia="Malgun Gothic"/>
+          <w:b/>
+          <w:i w:val="0"/>
+          <w:sz w:val="22"/>
+        </w:rPr>
+        <w:t xml:space="preserve">Марченко: </w:t>
+      </w:r>
+      <w:r>
+        <w:rPr>
+          <w:rFonts w:ascii="Times New Roman" w:hAnsi="Times New Roman" w:eastAsia="Malgun Gothic"/>
+          <w:b w:val="0"/>
+          <w:i w:val="0"/>
+          <w:sz w:val="22"/>
+        </w:rPr>
+        <w:t>Сотрудничество может сократить этот срок.</w:t>
+      </w:r>
+    </w:p>
+    <w:p>
+      <w:pPr>
+        <w:spacing w:before="0" w:after="110" w:line="300" w:lineRule="auto"/>
+      </w:pPr>
+      <w:r>
+        <w:rPr>
+          <w:rFonts w:ascii="Times New Roman" w:hAnsi="Times New Roman" w:eastAsia="Malgun Gothic"/>
+          <w:b/>
+          <w:i w:val="0"/>
+          <w:sz w:val="22"/>
+        </w:rPr>
+        <w:t xml:space="preserve">Захарченко: </w:t>
+      </w:r>
+      <w:r>
+        <w:rPr>
+          <w:rFonts w:ascii="Times New Roman" w:hAnsi="Times New Roman" w:eastAsia="Malgun Gothic"/>
+          <w:b w:val="0"/>
+          <w:i w:val="0"/>
+          <w:sz w:val="22"/>
+        </w:rPr>
+        <w:t xml:space="preserve">Может. А может сократить мою жизнь. В колонии тоже читают новости. </w:t>
+      </w:r>
+      <w:r>
+        <w:rPr>
+          <w:rFonts w:ascii="Times New Roman" w:hAnsi="Times New Roman" w:eastAsia="Malgun Gothic"/>
+          <w:b w:val="0"/>
+          <w:i/>
+          <w:color w:val="555555"/>
+          <w:sz w:val="22"/>
+        </w:rPr>
+        <w:t>(пауза)</w:t>
+      </w:r>
+      <w:r>
+        <w:rPr>
+          <w:rFonts w:ascii="Times New Roman" w:hAnsi="Times New Roman" w:eastAsia="Malgun Gothic"/>
+          <w:b w:val="0"/>
+          <w:i w:val="0"/>
+          <w:sz w:val="22"/>
+        </w:rPr>
+        <w:t xml:space="preserve"> Скажу одно: Валера не мясник. Он из тех, кто считает проценты, а не трупы. Ищите тех, кто считает трупы.</w:t>
+      </w:r>
+    </w:p>
+    <w:p>
+      <w:pPr>
+        <w:spacing w:before="0" w:after="110" w:line="300" w:lineRule="auto"/>
+      </w:pPr>
+      <w:r>
+        <w:rPr>
+          <w:rFonts w:ascii="Times New Roman" w:hAnsi="Times New Roman" w:eastAsia="Malgun Gothic"/>
+          <w:b/>
+          <w:i w:val="0"/>
+          <w:sz w:val="22"/>
+        </w:rPr>
+        <w:t xml:space="preserve">Марченко: </w:t>
+      </w:r>
+      <w:r>
+        <w:rPr>
+          <w:rFonts w:ascii="Times New Roman" w:hAnsi="Times New Roman" w:eastAsia="Malgun Gothic"/>
+          <w:b w:val="0"/>
+          <w:i w:val="0"/>
+          <w:sz w:val="22"/>
+        </w:rPr>
+        <w:t>Вы их знаете?</w:t>
+      </w:r>
+    </w:p>
+    <w:p>
+      <w:pPr>
+        <w:spacing w:before="0" w:after="110" w:line="300" w:lineRule="auto"/>
+      </w:pPr>
+      <w:r>
+        <w:rPr>
+          <w:rFonts w:ascii="Times New Roman" w:hAnsi="Times New Roman" w:eastAsia="Malgun Gothic"/>
+          <w:b/>
+          <w:i w:val="0"/>
+          <w:sz w:val="22"/>
+        </w:rPr>
+        <w:t xml:space="preserve">Захарченко: </w:t>
+      </w:r>
+      <w:r>
+        <w:rPr>
+          <w:rFonts w:ascii="Times New Roman" w:hAnsi="Times New Roman" w:eastAsia="Malgun Gothic"/>
+          <w:b w:val="0"/>
+          <w:i w:val="0"/>
+          <w:sz w:val="22"/>
+        </w:rPr>
+        <w:t>Я знал их раньше. Люди меняют хозяев, но не привычки.</w:t>
       </w:r>
     </w:p>
     <w:p>
@@ -934,6 +1160,108 @@
     </w:p>
     <w:p>
       <w:pPr>
+        <w:spacing w:before="0" w:after="110" w:line="300" w:lineRule="auto"/>
+      </w:pPr>
+      <w:r>
+        <w:rPr>
+          <w:rFonts w:ascii="Times New Roman" w:hAnsi="Times New Roman" w:eastAsia="Malgun Gothic"/>
+          <w:b/>
+          <w:i w:val="0"/>
+          <w:sz w:val="22"/>
+        </w:rPr>
+        <w:t xml:space="preserve">Лёша: </w:t>
+      </w:r>
+      <w:r>
+        <w:rPr>
+          <w:rFonts w:ascii="Times New Roman" w:hAnsi="Times New Roman" w:eastAsia="Malgun Gothic"/>
+          <w:b w:val="0"/>
+          <w:i w:val="0"/>
+          <w:sz w:val="22"/>
+        </w:rPr>
+        <w:t>Анатолий Викторович, ваше мнение?</w:t>
+      </w:r>
+    </w:p>
+    <w:p>
+      <w:pPr>
+        <w:spacing w:before="0" w:after="110" w:line="300" w:lineRule="auto"/>
+      </w:pPr>
+      <w:r>
+        <w:rPr>
+          <w:rFonts w:ascii="Times New Roman" w:hAnsi="Times New Roman" w:eastAsia="Malgun Gothic"/>
+          <w:b/>
+          <w:i w:val="0"/>
+          <w:sz w:val="22"/>
+        </w:rPr>
+        <w:t xml:space="preserve">Гребенщиков: </w:t>
+      </w:r>
+      <w:r>
+        <w:rPr>
+          <w:rFonts w:ascii="Times New Roman" w:hAnsi="Times New Roman" w:eastAsia="Malgun Gothic"/>
+          <w:b w:val="0"/>
+          <w:i/>
+          <w:color w:val="555555"/>
+          <w:sz w:val="22"/>
+        </w:rPr>
+        <w:t>(входя из соседней комнаты)</w:t>
+      </w:r>
+      <w:r>
+        <w:rPr>
+          <w:rFonts w:ascii="Times New Roman" w:hAnsi="Times New Roman" w:eastAsia="Malgun Gothic"/>
+          <w:b w:val="0"/>
+          <w:i w:val="0"/>
+          <w:sz w:val="22"/>
+        </w:rPr>
+        <w:t xml:space="preserve"> Вопрос сработает лучше обвинения. Обвинение он отобьёт. На вопрос ему придётся отвечать самому.</w:t>
+      </w:r>
+    </w:p>
+    <w:p>
+      <w:pPr>
+        <w:spacing w:before="0" w:after="110" w:line="300" w:lineRule="auto"/>
+      </w:pPr>
+      <w:r>
+        <w:rPr>
+          <w:rFonts w:ascii="Times New Roman" w:hAnsi="Times New Roman" w:eastAsia="Malgun Gothic"/>
+          <w:b/>
+          <w:i w:val="0"/>
+          <w:sz w:val="22"/>
+        </w:rPr>
+        <w:t xml:space="preserve">Лёша: </w:t>
+      </w:r>
+      <w:r>
+        <w:rPr>
+          <w:rFonts w:ascii="Times New Roman" w:hAnsi="Times New Roman" w:eastAsia="Malgun Gothic"/>
+          <w:b w:val="0"/>
+          <w:i w:val="0"/>
+          <w:sz w:val="22"/>
+        </w:rPr>
+        <w:t>А если ответит плохо?</w:t>
+      </w:r>
+    </w:p>
+    <w:p>
+      <w:pPr>
+        <w:spacing w:before="0" w:after="110" w:line="300" w:lineRule="auto"/>
+      </w:pPr>
+      <w:r>
+        <w:rPr>
+          <w:rFonts w:ascii="Times New Roman" w:hAnsi="Times New Roman" w:eastAsia="Malgun Gothic"/>
+          <w:b/>
+          <w:i w:val="0"/>
+          <w:sz w:val="22"/>
+        </w:rPr>
+        <w:t xml:space="preserve">Гребенщиков: </w:t>
+      </w:r>
+      <w:r>
+        <w:rPr>
+          <w:rFonts w:ascii="Times New Roman" w:hAnsi="Times New Roman" w:eastAsia="Malgun Gothic"/>
+          <w:b w:val="0"/>
+          <w:i w:val="0"/>
+          <w:sz w:val="22"/>
+        </w:rPr>
+        <w:t>Тогда всё скажет его ответ. А если хорошо — значит, мы ошибались в человеке. Это тоже полезно знать перед дебатами.</w:t>
+      </w:r>
+    </w:p>
+    <w:p>
+      <w:pPr>
         <w:keepNext/>
         <w:spacing w:before="320" w:after="140"/>
       </w:pPr>
@@ -1108,6 +1436,108 @@
     </w:p>
     <w:p>
       <w:pPr>
+        <w:spacing w:before="0" w:after="110" w:line="300" w:lineRule="auto"/>
+      </w:pPr>
+      <w:r>
+        <w:rPr>
+          <w:rFonts w:ascii="Times New Roman" w:hAnsi="Times New Roman" w:eastAsia="Malgun Gothic"/>
+          <w:b/>
+          <w:i w:val="0"/>
+          <w:sz w:val="22"/>
+        </w:rPr>
+        <w:t xml:space="preserve">Журналист: </w:t>
+      </w:r>
+      <w:r>
+        <w:rPr>
+          <w:rFonts w:ascii="Times New Roman" w:hAnsi="Times New Roman" w:eastAsia="Malgun Gothic"/>
+          <w:b w:val="0"/>
+          <w:i w:val="0"/>
+          <w:sz w:val="22"/>
+        </w:rPr>
+        <w:t>Сколько времени? До голосования меньше недели.</w:t>
+      </w:r>
+    </w:p>
+    <w:p>
+      <w:pPr>
+        <w:spacing w:before="0" w:after="110" w:line="300" w:lineRule="auto"/>
+      </w:pPr>
+      <w:r>
+        <w:rPr>
+          <w:rFonts w:ascii="Times New Roman" w:hAnsi="Times New Roman" w:eastAsia="Malgun Gothic"/>
+          <w:b/>
+          <w:i w:val="0"/>
+          <w:sz w:val="22"/>
+        </w:rPr>
+        <w:t xml:space="preserve">Ковальчук: </w:t>
+      </w:r>
+      <w:r>
+        <w:rPr>
+          <w:rFonts w:ascii="Times New Roman" w:hAnsi="Times New Roman" w:eastAsia="Malgun Gothic"/>
+          <w:b w:val="0"/>
+          <w:i w:val="0"/>
+          <w:sz w:val="22"/>
+        </w:rPr>
+        <w:t>Столько, сколько нужно, чтобы не принять решение сгоряча. Вы бы хотели президента, который решает сгоряча?</w:t>
+      </w:r>
+    </w:p>
+    <w:p>
+      <w:pPr>
+        <w:spacing w:before="0" w:after="110" w:line="300" w:lineRule="auto"/>
+      </w:pPr>
+      <w:r>
+        <w:rPr>
+          <w:rFonts w:ascii="Times New Roman" w:hAnsi="Times New Roman" w:eastAsia="Malgun Gothic"/>
+          <w:b/>
+          <w:i w:val="0"/>
+          <w:sz w:val="22"/>
+        </w:rPr>
+        <w:t xml:space="preserve">Журналист: </w:t>
+      </w:r>
+      <w:r>
+        <w:rPr>
+          <w:rFonts w:ascii="Times New Roman" w:hAnsi="Times New Roman" w:eastAsia="Malgun Gothic"/>
+          <w:b w:val="0"/>
+          <w:i w:val="0"/>
+          <w:sz w:val="22"/>
+        </w:rPr>
+        <w:t>А вы бы хотели президента, который неделю не может решить, кто пишет ему стратегию?</w:t>
+      </w:r>
+    </w:p>
+    <w:p>
+      <w:pPr>
+        <w:spacing w:before="0" w:after="110" w:line="300" w:lineRule="auto"/>
+      </w:pPr>
+      <w:r>
+        <w:rPr>
+          <w:rFonts w:ascii="Times New Roman" w:hAnsi="Times New Roman" w:eastAsia="Malgun Gothic"/>
+          <w:b/>
+          <w:i w:val="0"/>
+          <w:sz w:val="22"/>
+        </w:rPr>
+        <w:t xml:space="preserve">Ковальчук: </w:t>
+      </w:r>
+      <w:r>
+        <w:rPr>
+          <w:rFonts w:ascii="Times New Roman" w:hAnsi="Times New Roman" w:eastAsia="Malgun Gothic"/>
+          <w:b w:val="0"/>
+          <w:i/>
+          <w:color w:val="555555"/>
+          <w:sz w:val="22"/>
+        </w:rPr>
+        <w:t>(после паузы, жёстко)</w:t>
+      </w:r>
+      <w:r>
+        <w:rPr>
+          <w:rFonts w:ascii="Times New Roman" w:hAnsi="Times New Roman" w:eastAsia="Malgun Gothic"/>
+          <w:b w:val="0"/>
+          <w:i w:val="0"/>
+          <w:sz w:val="22"/>
+        </w:rPr>
+        <w:t xml:space="preserve"> Хороший вопрос, молодой человек. Отвечу на него раньше, чем вы думаете.</w:t>
+      </w:r>
+    </w:p>
+    <w:p>
+      <w:pPr>
         <w:keepNext/>
         <w:spacing w:before="320" w:after="140"/>
       </w:pPr>
@@ -1341,6 +1771,154 @@
     </w:p>
     <w:p>
       <w:pPr>
+        <w:spacing w:before="0" w:after="110" w:line="300" w:lineRule="auto"/>
+      </w:pPr>
+      <w:r>
+        <w:rPr>
+          <w:rFonts w:ascii="Times New Roman" w:hAnsi="Times New Roman" w:eastAsia="Malgun Gothic"/>
+          <w:b/>
+          <w:i w:val="0"/>
+          <w:sz w:val="22"/>
+        </w:rPr>
+        <w:t xml:space="preserve">Сидоренко: </w:t>
+      </w:r>
+      <w:r>
+        <w:rPr>
+          <w:rFonts w:ascii="Times New Roman" w:hAnsi="Times New Roman" w:eastAsia="Malgun Gothic"/>
+          <w:b w:val="0"/>
+          <w:i w:val="0"/>
+          <w:sz w:val="22"/>
+        </w:rPr>
+        <w:t>Я объясняю тебе, как устроена политика, Артём. Ты думал, деньги на твои ролики растут на деревьях?</w:t>
+      </w:r>
+    </w:p>
+    <w:p>
+      <w:pPr>
+        <w:spacing w:before="0" w:after="110" w:line="300" w:lineRule="auto"/>
+      </w:pPr>
+      <w:r>
+        <w:rPr>
+          <w:rFonts w:ascii="Times New Roman" w:hAnsi="Times New Roman" w:eastAsia="Malgun Gothic"/>
+          <w:b/>
+          <w:i w:val="0"/>
+          <w:sz w:val="22"/>
+        </w:rPr>
+        <w:t xml:space="preserve">Ковальчук: </w:t>
+      </w:r>
+      <w:r>
+        <w:rPr>
+          <w:rFonts w:ascii="Times New Roman" w:hAnsi="Times New Roman" w:eastAsia="Malgun Gothic"/>
+          <w:b w:val="0"/>
+          <w:i w:val="0"/>
+          <w:sz w:val="22"/>
+        </w:rPr>
+        <w:t>Я думал, они приходят от людей, которые хотят того же, что и я.</w:t>
+      </w:r>
+    </w:p>
+    <w:p>
+      <w:pPr>
+        <w:spacing w:before="0" w:after="110" w:line="300" w:lineRule="auto"/>
+      </w:pPr>
+      <w:r>
+        <w:rPr>
+          <w:rFonts w:ascii="Times New Roman" w:hAnsi="Times New Roman" w:eastAsia="Malgun Gothic"/>
+          <w:b/>
+          <w:i w:val="0"/>
+          <w:sz w:val="22"/>
+        </w:rPr>
+        <w:t xml:space="preserve">Сидоренко: </w:t>
+      </w:r>
+      <w:r>
+        <w:rPr>
+          <w:rFonts w:ascii="Times New Roman" w:hAnsi="Times New Roman" w:eastAsia="Malgun Gothic"/>
+          <w:b w:val="0"/>
+          <w:i w:val="0"/>
+          <w:sz w:val="22"/>
+        </w:rPr>
+        <w:t>Они и хотят того же. Чтобы Орлов ушёл. Остальное — детали.</w:t>
+      </w:r>
+    </w:p>
+    <w:p>
+      <w:pPr>
+        <w:spacing w:before="0" w:after="110" w:line="300" w:lineRule="auto"/>
+      </w:pPr>
+      <w:r>
+        <w:rPr>
+          <w:rFonts w:ascii="Times New Roman" w:hAnsi="Times New Roman" w:eastAsia="Malgun Gothic"/>
+          <w:b/>
+          <w:i w:val="0"/>
+          <w:sz w:val="22"/>
+        </w:rPr>
+        <w:t xml:space="preserve">Ковальчук: </w:t>
+      </w:r>
+      <w:r>
+        <w:rPr>
+          <w:rFonts w:ascii="Times New Roman" w:hAnsi="Times New Roman" w:eastAsia="Malgun Gothic"/>
+          <w:b w:val="0"/>
+          <w:i w:val="0"/>
+          <w:sz w:val="22"/>
+        </w:rPr>
+        <w:t>Нет, Валера. Я хочу, чтобы людям стало легче жить. А твои люди хотят, чтобы им снова стало легче воровать. Это не детали.</w:t>
+      </w:r>
+    </w:p>
+    <w:p>
+      <w:pPr>
+        <w:spacing w:before="0" w:after="110" w:line="300" w:lineRule="auto"/>
+      </w:pPr>
+      <w:r>
+        <w:rPr>
+          <w:rFonts w:ascii="Times New Roman" w:hAnsi="Times New Roman" w:eastAsia="Malgun Gothic"/>
+          <w:b/>
+          <w:i w:val="0"/>
+          <w:sz w:val="22"/>
+        </w:rPr>
+        <w:t xml:space="preserve">Сидоренко: </w:t>
+      </w:r>
+      <w:r>
+        <w:rPr>
+          <w:rFonts w:ascii="Times New Roman" w:hAnsi="Times New Roman" w:eastAsia="Malgun Gothic"/>
+          <w:b w:val="0"/>
+          <w:i/>
+          <w:color w:val="555555"/>
+          <w:sz w:val="22"/>
+        </w:rPr>
+        <w:t>(усмехаясь)</w:t>
+      </w:r>
+      <w:r>
+        <w:rPr>
+          <w:rFonts w:ascii="Times New Roman" w:hAnsi="Times New Roman" w:eastAsia="Malgun Gothic"/>
+          <w:b w:val="0"/>
+          <w:i w:val="0"/>
+          <w:sz w:val="22"/>
+        </w:rPr>
+        <w:t xml:space="preserve"> Красиво. Запиши для дебатов.</w:t>
+      </w:r>
+    </w:p>
+    <w:p>
+      <w:pPr>
+        <w:spacing w:before="0" w:after="110" w:line="300" w:lineRule="auto"/>
+      </w:pPr>
+      <w:r>
+        <w:rPr>
+          <w:rFonts w:ascii="Times New Roman" w:hAnsi="Times New Roman" w:eastAsia="Malgun Gothic"/>
+          <w:b/>
+          <w:i w:val="0"/>
+          <w:sz w:val="22"/>
+        </w:rPr>
+        <w:t xml:space="preserve">Ковальчук: </w:t>
+      </w:r>
+      <w:r>
+        <w:rPr>
+          <w:rFonts w:ascii="Times New Roman" w:hAnsi="Times New Roman" w:eastAsia="Malgun Gothic"/>
+          <w:b w:val="0"/>
+          <w:i w:val="0"/>
+          <w:sz w:val="22"/>
+        </w:rPr>
+        <w:t>Уже записал. Без тебя.</w:t>
+      </w:r>
+    </w:p>
+    <w:p>
+      <w:pPr>
         <w:keepNext/>
         <w:spacing w:before="320" w:after="140"/>
       </w:pPr>
@@ -1495,6 +2073,108 @@
     </w:p>
     <w:p>
       <w:pPr>
+        <w:spacing w:before="0" w:after="110" w:line="300" w:lineRule="auto"/>
+      </w:pPr>
+      <w:r>
+        <w:rPr>
+          <w:rFonts w:ascii="Times New Roman" w:hAnsi="Times New Roman" w:eastAsia="Malgun Gothic"/>
+          <w:b/>
+          <w:i w:val="0"/>
+          <w:sz w:val="22"/>
+        </w:rPr>
+        <w:t xml:space="preserve">Кирилл: </w:t>
+      </w:r>
+      <w:r>
+        <w:rPr>
+          <w:rFonts w:ascii="Times New Roman" w:hAnsi="Times New Roman" w:eastAsia="Malgun Gothic"/>
+          <w:b w:val="0"/>
+          <w:i/>
+          <w:color w:val="555555"/>
+          <w:sz w:val="22"/>
+        </w:rPr>
+        <w:t>(тихо)</w:t>
+      </w:r>
+      <w:r>
+        <w:rPr>
+          <w:rFonts w:ascii="Times New Roman" w:hAnsi="Times New Roman" w:eastAsia="Malgun Gothic"/>
+          <w:b w:val="0"/>
+          <w:i w:val="0"/>
+          <w:sz w:val="22"/>
+        </w:rPr>
+        <w:t xml:space="preserve"> Изольда Тимофеевна сейчас сказала бы, что тридцать процентов — это не цифра, а диагноз.</w:t>
+      </w:r>
+    </w:p>
+    <w:p>
+      <w:pPr>
+        <w:spacing w:before="0" w:after="110" w:line="300" w:lineRule="auto"/>
+      </w:pPr>
+      <w:r>
+        <w:rPr>
+          <w:rFonts w:ascii="Times New Roman" w:hAnsi="Times New Roman" w:eastAsia="Malgun Gothic"/>
+          <w:b/>
+          <w:i w:val="0"/>
+          <w:sz w:val="22"/>
+        </w:rPr>
+        <w:t xml:space="preserve">Настя: </w:t>
+      </w:r>
+      <w:r>
+        <w:rPr>
+          <w:rFonts w:ascii="Times New Roman" w:hAnsi="Times New Roman" w:eastAsia="Malgun Gothic"/>
+          <w:b w:val="0"/>
+          <w:i w:val="0"/>
+          <w:sz w:val="22"/>
+        </w:rPr>
+        <w:t>А потом заставила бы пересчитать всё ещё раз, прежде чем произносить это вслух.</w:t>
+      </w:r>
+    </w:p>
+    <w:p>
+      <w:pPr>
+        <w:spacing w:before="0" w:after="110" w:line="300" w:lineRule="auto"/>
+      </w:pPr>
+      <w:r>
+        <w:rPr>
+          <w:rFonts w:ascii="Times New Roman" w:hAnsi="Times New Roman" w:eastAsia="Malgun Gothic"/>
+          <w:b/>
+          <w:i w:val="0"/>
+          <w:sz w:val="22"/>
+        </w:rPr>
+        <w:t xml:space="preserve">Вениамин: </w:t>
+      </w:r>
+      <w:r>
+        <w:rPr>
+          <w:rFonts w:ascii="Times New Roman" w:hAnsi="Times New Roman" w:eastAsia="Malgun Gothic"/>
+          <w:b w:val="0"/>
+          <w:i w:val="0"/>
+          <w:sz w:val="22"/>
+        </w:rPr>
+        <w:t>Я пересчитал. Дважды. Тридцать один и четыре десятых.</w:t>
+      </w:r>
+    </w:p>
+    <w:p>
+      <w:pPr>
+        <w:spacing w:before="0" w:after="110" w:line="300" w:lineRule="auto"/>
+      </w:pPr>
+      <w:r>
+        <w:rPr>
+          <w:rFonts w:ascii="Times New Roman" w:hAnsi="Times New Roman" w:eastAsia="Malgun Gothic"/>
+          <w:b/>
+          <w:i w:val="0"/>
+          <w:sz w:val="22"/>
+        </w:rPr>
+        <w:t xml:space="preserve">Кирилл: </w:t>
+      </w:r>
+      <w:r>
+        <w:rPr>
+          <w:rFonts w:ascii="Times New Roman" w:hAnsi="Times New Roman" w:eastAsia="Malgun Gothic"/>
+          <w:b w:val="0"/>
+          <w:i w:val="0"/>
+          <w:sz w:val="22"/>
+        </w:rPr>
+        <w:t>Тогда пишем «более тридцати». Без драмы.</w:t>
+      </w:r>
+    </w:p>
+    <w:p>
+      <w:pPr>
         <w:keepNext/>
         <w:spacing w:before="320" w:after="140"/>
       </w:pPr>
@@ -1692,6 +2372,85 @@
     </w:p>
     <w:p>
       <w:pPr>
+        <w:spacing w:before="0" w:after="110" w:line="300" w:lineRule="auto"/>
+      </w:pPr>
+      <w:r>
+        <w:rPr>
+          <w:rFonts w:ascii="Times New Roman" w:hAnsi="Times New Roman" w:eastAsia="Malgun Gothic"/>
+          <w:b/>
+          <w:i w:val="0"/>
+          <w:sz w:val="22"/>
+        </w:rPr>
+        <w:t xml:space="preserve">Помощник: </w:t>
+      </w:r>
+      <w:r>
+        <w:rPr>
+          <w:rFonts w:ascii="Times New Roman" w:hAnsi="Times New Roman" w:eastAsia="Malgun Gothic"/>
+          <w:b w:val="0"/>
+          <w:i w:val="0"/>
+          <w:sz w:val="22"/>
+        </w:rPr>
+        <w:t>А если Сидоренко начнёт мстить? Он знает о штабе всё.</w:t>
+      </w:r>
+    </w:p>
+    <w:p>
+      <w:pPr>
+        <w:spacing w:before="0" w:after="110" w:line="300" w:lineRule="auto"/>
+      </w:pPr>
+      <w:r>
+        <w:rPr>
+          <w:rFonts w:ascii="Times New Roman" w:hAnsi="Times New Roman" w:eastAsia="Malgun Gothic"/>
+          <w:b/>
+          <w:i w:val="0"/>
+          <w:sz w:val="22"/>
+        </w:rPr>
+        <w:t xml:space="preserve">Ковальчук: </w:t>
+      </w:r>
+      <w:r>
+        <w:rPr>
+          <w:rFonts w:ascii="Times New Roman" w:hAnsi="Times New Roman" w:eastAsia="Malgun Gothic"/>
+          <w:b w:val="0"/>
+          <w:i w:val="0"/>
+          <w:sz w:val="22"/>
+        </w:rPr>
+        <w:t>Пусть. Мне нечего прятать, кроме собственной глупости. А её я сегодня признаю сам.</w:t>
+      </w:r>
+    </w:p>
+    <w:p>
+      <w:pPr>
+        <w:spacing w:before="0" w:after="110" w:line="300" w:lineRule="auto"/>
+      </w:pPr>
+      <w:r>
+        <w:rPr>
+          <w:rFonts w:ascii="Times New Roman" w:hAnsi="Times New Roman" w:eastAsia="Malgun Gothic"/>
+          <w:b/>
+          <w:i w:val="0"/>
+          <w:sz w:val="22"/>
+        </w:rPr>
+        <w:t xml:space="preserve">Помощник: </w:t>
+      </w:r>
+      <w:r>
+        <w:rPr>
+          <w:rFonts w:ascii="Times New Roman" w:hAnsi="Times New Roman" w:eastAsia="Malgun Gothic"/>
+          <w:b w:val="0"/>
+          <w:i/>
+          <w:color w:val="555555"/>
+          <w:sz w:val="22"/>
+        </w:rPr>
+        <w:t>(пауза)</w:t>
+      </w:r>
+      <w:r>
+        <w:rPr>
+          <w:rFonts w:ascii="Times New Roman" w:hAnsi="Times New Roman" w:eastAsia="Malgun Gothic"/>
+          <w:b w:val="0"/>
+          <w:i w:val="0"/>
+          <w:sz w:val="22"/>
+        </w:rPr>
+        <w:t xml:space="preserve"> Я подготовлю заявление.</w:t>
+      </w:r>
+    </w:p>
+    <w:p>
+      <w:pPr>
         <w:keepNext/>
         <w:spacing w:before="320" w:after="140"/>
       </w:pPr>
@@ -1838,7 +2597,7 @@
           <w:i w:val="0"/>
           <w:sz w:val="22"/>
         </w:rPr>
-        <w:t>Солженицын писал: «Линия, разделяющая добро и зло, пересекает сердце каждого человека». Я слишком привык рисовать эту линию между собой и Ковальчуком.</w:t>
+        <w:t>Всю жизнь повторял за Солженицыным: «Линия, разделяющая добро и зло, пересекает сердце каждого человека». А сам слишком привык рисовать эту линию между собой и Ковальчуком.</w:t>
       </w:r>
     </w:p>
     <w:p>
@@ -1908,6 +2667,117 @@
           <w:sz w:val="22"/>
         </w:rPr>
         <w:t>Похоже, Ковальчук только что прошёл своё испытание. Голосовать за него я не стану. Но, признаю, уважения прибавилось.</w:t>
+      </w:r>
+    </w:p>
+    <w:p>
+      <w:pPr>
+        <w:spacing w:before="0" w:after="110" w:line="300" w:lineRule="auto"/>
+      </w:pPr>
+      <w:r>
+        <w:rPr>
+          <w:rFonts w:ascii="Times New Roman" w:hAnsi="Times New Roman" w:eastAsia="Malgun Gothic"/>
+          <w:b/>
+          <w:i w:val="0"/>
+          <w:sz w:val="22"/>
+        </w:rPr>
+        <w:t xml:space="preserve">Лёша: </w:t>
+      </w:r>
+      <w:r>
+        <w:rPr>
+          <w:rFonts w:ascii="Times New Roman" w:hAnsi="Times New Roman" w:eastAsia="Malgun Gothic"/>
+          <w:b w:val="0"/>
+          <w:i w:val="0"/>
+          <w:sz w:val="22"/>
+        </w:rPr>
+        <w:t>Ирина, та клятва в коридоре — «найду вас». Вы знаете о ней?</w:t>
+      </w:r>
+    </w:p>
+    <w:p>
+      <w:pPr>
+        <w:spacing w:before="0" w:after="110" w:line="300" w:lineRule="auto"/>
+      </w:pPr>
+      <w:r>
+        <w:rPr>
+          <w:rFonts w:ascii="Times New Roman" w:hAnsi="Times New Roman" w:eastAsia="Malgun Gothic"/>
+          <w:b/>
+          <w:i w:val="0"/>
+          <w:sz w:val="22"/>
+        </w:rPr>
+        <w:t xml:space="preserve">Ирина: </w:t>
+      </w:r>
+      <w:r>
+        <w:rPr>
+          <w:rFonts w:ascii="Times New Roman" w:hAnsi="Times New Roman" w:eastAsia="Malgun Gothic"/>
+          <w:b w:val="0"/>
+          <w:i w:val="0"/>
+          <w:sz w:val="22"/>
+        </w:rPr>
+        <w:t xml:space="preserve">Екатерина Ивановна рассказала. </w:t>
+      </w:r>
+      <w:r>
+        <w:rPr>
+          <w:rFonts w:ascii="Times New Roman" w:hAnsi="Times New Roman" w:eastAsia="Malgun Gothic"/>
+          <w:b w:val="0"/>
+          <w:i/>
+          <w:color w:val="555555"/>
+          <w:sz w:val="22"/>
+        </w:rPr>
+        <w:t>(пауза)</w:t>
+      </w:r>
+      <w:r>
+        <w:rPr>
+          <w:rFonts w:ascii="Times New Roman" w:hAnsi="Times New Roman" w:eastAsia="Malgun Gothic"/>
+          <w:b w:val="0"/>
+          <w:i w:val="0"/>
+          <w:sz w:val="22"/>
+        </w:rPr>
+        <w:t xml:space="preserve"> Найдите. Только руками Марченко, а не своими.</w:t>
+      </w:r>
+    </w:p>
+    <w:p>
+      <w:pPr>
+        <w:spacing w:before="0" w:after="110" w:line="300" w:lineRule="auto"/>
+      </w:pPr>
+      <w:r>
+        <w:rPr>
+          <w:rFonts w:ascii="Times New Roman" w:hAnsi="Times New Roman" w:eastAsia="Malgun Gothic"/>
+          <w:b/>
+          <w:i w:val="0"/>
+          <w:sz w:val="22"/>
+        </w:rPr>
+        <w:t xml:space="preserve">Лёша: </w:t>
+      </w:r>
+      <w:r>
+        <w:rPr>
+          <w:rFonts w:ascii="Times New Roman" w:hAnsi="Times New Roman" w:eastAsia="Malgun Gothic"/>
+          <w:b w:val="0"/>
+          <w:i w:val="0"/>
+          <w:sz w:val="22"/>
+        </w:rPr>
+        <w:t>Она сказала мне почти то же самое.</w:t>
+      </w:r>
+    </w:p>
+    <w:p>
+      <w:pPr>
+        <w:spacing w:before="0" w:after="110" w:line="300" w:lineRule="auto"/>
+      </w:pPr>
+      <w:r>
+        <w:rPr>
+          <w:rFonts w:ascii="Times New Roman" w:hAnsi="Times New Roman" w:eastAsia="Malgun Gothic"/>
+          <w:b/>
+          <w:i w:val="0"/>
+          <w:sz w:val="22"/>
+        </w:rPr>
+        <w:t xml:space="preserve">Ирина: </w:t>
+      </w:r>
+      <w:r>
+        <w:rPr>
+          <w:rFonts w:ascii="Times New Roman" w:hAnsi="Times New Roman" w:eastAsia="Malgun Gothic"/>
+          <w:b w:val="0"/>
+          <w:i w:val="0"/>
+          <w:sz w:val="22"/>
+        </w:rPr>
+        <w:t>Значит, нас уже двое. Придётся слушаться.</w:t>
       </w:r>
     </w:p>
     <w:p>
@@ -2119,6 +2989,98 @@
     </w:p>
     <w:p>
       <w:pPr>
+        <w:spacing w:before="0" w:after="110" w:line="300" w:lineRule="auto"/>
+      </w:pPr>
+      <w:r>
+        <w:rPr>
+          <w:rFonts w:ascii="Times New Roman" w:hAnsi="Times New Roman" w:eastAsia="Malgun Gothic"/>
+          <w:b/>
+          <w:i w:val="0"/>
+          <w:sz w:val="22"/>
+        </w:rPr>
+        <w:t xml:space="preserve">Катя: </w:t>
+      </w:r>
+      <w:r>
+        <w:rPr>
+          <w:rFonts w:ascii="Times New Roman" w:hAnsi="Times New Roman" w:eastAsia="Malgun Gothic"/>
+          <w:b w:val="0"/>
+          <w:i w:val="0"/>
+          <w:sz w:val="22"/>
+        </w:rPr>
+        <w:t>Следующая карточка — личный вопрос. Вас спросят, не жалеете ли вы о выбранном пути.</w:t>
+      </w:r>
+    </w:p>
+    <w:p>
+      <w:pPr>
+        <w:spacing w:before="0" w:after="110" w:line="300" w:lineRule="auto"/>
+      </w:pPr>
+      <w:r>
+        <w:rPr>
+          <w:rFonts w:ascii="Times New Roman" w:hAnsi="Times New Roman" w:eastAsia="Malgun Gothic"/>
+          <w:b/>
+          <w:i w:val="0"/>
+          <w:sz w:val="22"/>
+        </w:rPr>
+        <w:t xml:space="preserve">Лёша: </w:t>
+      </w:r>
+      <w:r>
+        <w:rPr>
+          <w:rFonts w:ascii="Times New Roman" w:hAnsi="Times New Roman" w:eastAsia="Malgun Gothic"/>
+          <w:b w:val="0"/>
+          <w:i w:val="0"/>
+          <w:sz w:val="22"/>
+        </w:rPr>
+        <w:t>И что посоветуете?</w:t>
+      </w:r>
+    </w:p>
+    <w:p>
+      <w:pPr>
+        <w:spacing w:before="0" w:after="110" w:line="300" w:lineRule="auto"/>
+      </w:pPr>
+      <w:r>
+        <w:rPr>
+          <w:rFonts w:ascii="Times New Roman" w:hAnsi="Times New Roman" w:eastAsia="Malgun Gothic"/>
+          <w:b/>
+          <w:i w:val="0"/>
+          <w:sz w:val="22"/>
+        </w:rPr>
+        <w:t xml:space="preserve">Катя: </w:t>
+      </w:r>
+      <w:r>
+        <w:rPr>
+          <w:rFonts w:ascii="Times New Roman" w:hAnsi="Times New Roman" w:eastAsia="Malgun Gothic"/>
+          <w:b w:val="0"/>
+          <w:i w:val="0"/>
+          <w:sz w:val="22"/>
+        </w:rPr>
+        <w:t>Ничего. На этот вопрос у вас не должно быть заготовки. Иначе будет видно.</w:t>
+      </w:r>
+    </w:p>
+    <w:p>
+      <w:pPr>
+        <w:spacing w:before="0" w:after="110" w:line="300" w:lineRule="auto"/>
+      </w:pPr>
+      <w:r>
+        <w:rPr>
+          <w:rFonts w:ascii="Times New Roman" w:hAnsi="Times New Roman" w:eastAsia="Malgun Gothic"/>
+          <w:b/>
+          <w:i w:val="0"/>
+          <w:sz w:val="22"/>
+        </w:rPr>
+        <w:t xml:space="preserve">Гребенщиков: </w:t>
+      </w:r>
+      <w:r>
+        <w:rPr>
+          <w:rFonts w:ascii="Times New Roman" w:hAnsi="Times New Roman" w:eastAsia="Malgun Gothic"/>
+          <w:b w:val="0"/>
+          <w:i w:val="0"/>
+          <w:sz w:val="22"/>
+        </w:rPr>
+        <w:t>Впервые за всю кампанию согласен с Екатериной Ивановной без оговорок.</w:t>
+      </w:r>
+    </w:p>
+    <w:p>
+      <w:pPr>
         <w:keepNext/>
         <w:spacing w:before="320" w:after="140"/>
       </w:pPr>
@@ -2350,7 +3312,7 @@
           <w:i w:val="0"/>
           <w:sz w:val="22"/>
         </w:rPr>
-        <w:t xml:space="preserve"> — 한국어 해설: 『수용소 군도』의 유명한 문장(원문의 부정확한 "도스토옙스키 인용"을 교체). 료샤는 코발추크가 스스로 시도렌코를 잘라 내는 것을 보고, 선악의 선을 자신과 적 사이에만 그어 온 것을 반성한다. 이리나가 그 선이 료샤 자신도 관통한다고 지적하며, 6화의 복수 맹세와 7부의 유혹을 예고한다 (장면 8).</w:t>
+        <w:t xml:space="preserve"> — 한국어 해설: 『수용소 군도』의 유명한 문장(원문의 부정확한 "도스토옙스키 인용"을 교체). 료샤는 코발추크가 스스로 시도렌코를 잘라 내는 것을 보고, "평생 솔제니친을 따라 말해 왔으면서" 선악의 선을 자신과 적 사이에만 그어 온 것을 반성한다. 이리나가 그 선이 료샤 자신도 관통한다고 지적하며, 6화의 복수 맹세와 7부의 유혹을 예고한다 (장면 8).</w:t>
       </w:r>
     </w:p>
     <w:p>
@@ -2373,7 +3335,7 @@
           <w:i w:val="0"/>
           <w:sz w:val="22"/>
         </w:rPr>
-        <w:t xml:space="preserve"> — 한국어 해설: 보리스 고두노프 독백의 마지막 행. 옥중의 자하르첸코가 테러 관여는 부인하면서도, 여전히 "편히 자는" 누군가가 있다고 암시하며 비꼬듯 인용한다. 권력자의 양심을 다룬 이 대사는 12화 료샤가 같은 독백의 첫 구절을 떠올리는 장면과 짝을 이룬다 (장면 2).</w:t>
+        <w:t xml:space="preserve"> — 한국어 해설: 보리스 고두노프 독백의 마지막 행. 옥중의 자하르첸코가 테러 관여는 부인하면서 "배후는 지금도 편히 자는 자들에게 물어보라, 나는 여기서 잠을 잘 못 잔다"고 말한 뒤, "학교에서 외웠지만 여기 와서야 이해했다"며 덧붙인다. 권력을 잃은 자의 뒤늦은 양심이자 아직 드러나지 않은 의뢰인을 향한 암시다. 12화에서 그레벤시코프와 료샤가 같은 독백의 첫머리("Достиг я высшей власти…")를 주고받는 장면과 짝을 이룬다 (장면 2).</w:t>
       </w:r>
     </w:p>
     <w:p>

--- a/러시아 인권변호사/6부/6부_8화_코발추크의_배후.docx
+++ b/러시아 인권변호사/6부/6부_8화_코발추크의_배후.docx
@@ -2597,7 +2597,7 @@
           <w:i w:val="0"/>
           <w:sz w:val="22"/>
         </w:rPr>
-        <w:t>Всю жизнь повторял за Солженицыным: «Линия, разделяющая добро и зло, пересекает сердце каждого человека». А сам слишком привык рисовать эту линию между собой и Ковальчуком.</w:t>
+        <w:t>Всю жизнь повторял: «В чужом глазу соринку видим, а в своём бревна не замечаем». А сам слишком привык рисовать линию между собой и Ковальчуком.</w:t>
       </w:r>
     </w:p>
     <w:p>
@@ -2620,7 +2620,7 @@
           <w:i w:val="0"/>
           <w:sz w:val="22"/>
         </w:rPr>
-        <w:t>А она проходит через него самого. И через вас, Алексей Николаевич, тоже.</w:t>
+        <w:t>Бревно, Алексей Николаевич, есть у каждого. У него самого. И у вас тоже.</w:t>
       </w:r>
     </w:p>
     <w:p>
@@ -2643,7 +2643,7 @@
           <w:i w:val="0"/>
           <w:sz w:val="22"/>
         </w:rPr>
-        <w:t>Через меня — особенно. Особенно после той клятвы в больничном коридоре.</w:t>
+        <w:t>У меня — особенно. Особенно после той клятвы в больничном коридоре.</w:t>
       </w:r>
     </w:p>
     <w:p>
@@ -3303,7 +3303,7 @@
           <w:i w:val="0"/>
           <w:sz w:val="22"/>
         </w:rPr>
-        <w:t>Солженицын, «Архипелаг ГУЛАГ» (ч. IV): «Линия, разделяющая добро и зло, пересекает сердце каждого человека»</w:t>
+        <w:t>Русская пословица: «В чужом глазу соринку видим, а в своём бревна не замечаем»</w:t>
       </w:r>
       <w:r>
         <w:rPr>
@@ -3312,7 +3312,7 @@
           <w:i w:val="0"/>
           <w:sz w:val="22"/>
         </w:rPr>
-        <w:t xml:space="preserve"> — 한국어 해설: 『수용소 군도』의 유명한 문장(원문의 부정확한 "도스토옙스키 인용"을 교체). 료샤는 코발추크가 스스로 시도렌코를 잘라 내는 것을 보고, "평생 솔제니친을 따라 말해 왔으면서" 선악의 선을 자신과 적 사이에만 그어 온 것을 반성한다. 이리나가 그 선이 료샤 자신도 관통한다고 지적하며, 6화의 복수 맹세와 7부의 유혹을 예고한다 (장면 8).</w:t>
+        <w:t xml:space="preserve"> — 한국어 해설: 남의 작은 허물은 보면서 제 큰 허물은 못 본다는 속담. 료샤는 코발추크가 스스로 시도렌코를 잘라 내는 것을 보고, 평생 이 말을 입에 달고 살았으면서 선악의 선을 자신과 적 사이에만 그어 온 것을 반성한다. 이리나가 "들보는 누구에게나 있다, 당신에게도"라고 지적하며, 6화의 복수 맹세와 7부의 유혹을 예고한다 (장면 8).</w:t>
       </w:r>
     </w:p>
     <w:p>

--- a/러시아 인권변호사/6부/6부_8화_코발추크의_배후.docx
+++ b/러시아 인권변호사/6부/6부_8화_코발추크의_배후.docx
@@ -1017,7 +1017,7 @@
           <w:i w:val="0"/>
           <w:sz w:val="22"/>
         </w:rPr>
-        <w:t>Формально чист. Но человек, который последние два года отвечает за его стратегию, — из окружения Захарченко. Это серьёзный вопрос к его осмотрительности, даже если не к его прямой вине.</w:t>
+        <w:t>Формально чист. Но человек, который последний год отвечает за его стратегию, — из окружения Захарченко. Это серьёзный вопрос к его осмотрительности, даже если не к его прямой вине.</w:t>
       </w:r>
     </w:p>
     <w:p>

--- a/러시아 인권변호사/6부/6부_8화_코발추크의_배후.docx
+++ b/러시아 인권변호사/6부/6부_8화_코발추크의_배후.docx
@@ -36,7 +36,7 @@
           <w:i w:val="0"/>
           <w:sz w:val="22"/>
         </w:rPr>
-        <w:t>아르툠 이고레비치 코발추크(포퓰리스트 후보) / 알렉세이 “료샤” 오를로프(대통령, 재선 후보) / 이리나 올레고브나 마르첸코(대통령 보좌관, 입원 중) / 카탸 리시나(비서실장) / 아나톨리 빅토로비치 그레벤시코프(선거전략가) / 키릴 안드레예비치 스미르노프(국가재정투명성청장) / 아나스타시야(나스탸) 드미트리예브나(투명성청 부청장) / 베니아민 올레고비치 스트레시네프(포렌식 회계사) / 수사관 올레그 마르첸코 / 이고리 발렌티노비치 자하르첸코(수감 중인 전 권력자) / 발레리 “발레라” 시도렌코(코발추크의 정치기술자, 자하르첸코의 전 보좌관, 신규) / 코발추크 보좌관 / 기자</w:t>
+        <w:t>아르툠 이고레비치 코발추크(포퓰리스트 후보) / 알렉세이 “료샤” 오를로프(대통령, 재선 후보) / 이리나 올레고브나 마르첸코(대통령 보좌관, 입원 중) / 카탸 리시나(비서실장) / 아나톨리 빅토로비치 그레벤시코프(선거전략가) / 키릴 안드레예비치 스미르노프(국가재정투명성청장) / 아나스타시야(나스탸) 드미트리예브나(투명성청 부청장) / 베니아민 올레고비치 스트레시네프(포렌식 회계사) / 수사관 콘스탄틴 마르첸코 / 이고리 발렌티노비치 자하르첸코(수감 중인 전 권력자) / 발레리 “발레라” 시도렌코(코발추크의 정치기술자, 자하르첸코의 전 보좌관, 신규) / 코발추크 보좌관 / 기자</w:t>
       </w:r>
     </w:p>
     <w:p>
